--- a/submission/HeatSignal_NYC_BioHack2026_Proposal.docx
+++ b/submission/HeatSignal_NYC_BioHack2026_Proposal.docx
@@ -1151,7 +1151,7 @@
         <w:rPr>
           <w:sz w:val="13"/>
         </w:rPr>
-        <w:t>Live forecast: NWS API. Tools: Python (pandas, scikit-learn), JavaScript; Claude (Anthropic) AI for coding and drafting. Code and fact check (FACTS.md) included with the submission files.</w:t>
+        <w:t>Live forecast: NWS API. Tools: Python (pandas, scikit-learn), JavaScript. Code and fact check (FACTS.md) included with the submission files.</w:t>
       </w:r>
     </w:p>
     <w:sectPr>
